--- a/data/experiments/EXPERIMENT-02-design-and-result.docx
+++ b/data/experiments/EXPERIMENT-02-design-and-result.docx
@@ -7,7 +7,7 @@
         <w:pStyle w:val="Heading1"/>
       </w:pPr>
       <w:r>
-        <w:t>EXPERIMENT-02: does Assist improve service on pilot accounts</w:t>
+        <w:t>EXPERIMENT-02: does the help portal improve service on pilot accounts</w:t>
       </w:r>
     </w:p>
     <w:p>
@@ -51,7 +51,7 @@
     </w:p>
     <w:p>
       <w:r>
-        <w:t>Does running Assist on an account measurably improve service, and by enough to justify widening it?</w:t>
+        <w:t>Does running the help portal on an account measurably improve service, and by enough to justify widening it?</w:t>
       </w:r>
     </w:p>
     <w:p>
@@ -64,7 +64,7 @@
     </w:p>
     <w:p>
       <w:r>
-        <w:t>Six accounts, six weeks. Compare first response and deflection against the same accounts in the preceding period.</w:t>
+        <w:t>Six accounts, six weeks. Compare first response and self-service against the same accounts in the preceding period.</w:t>
       </w:r>
     </w:p>
     <w:p>
@@ -88,7 +88,7 @@
         <w:pStyle w:val="ListBullet"/>
       </w:pPr>
       <w:r>
-        <w:t>Deflection at or above 35 per cent.</w:t>
+        <w:t>Self-service at or above 35 per cent.</w:t>
       </w:r>
     </w:p>
     <w:p>
@@ -101,7 +101,7 @@
     </w:p>
     <w:p>
       <w:r>
-        <w:t>Both criteria met. Median first response across the six accounts was 72 minutes and median deflection was 36.9 per cent.</w:t>
+        <w:t>Both criteria met. Median first response across the six accounts was 72 minutes and median self-service was 36.9 per cent.</w:t>
       </w:r>
     </w:p>
     <w:p>
